--- a/toeic_files/day05/Day05_1_RC문법학습지_동사_자리와_수일치_(Verb_&_Agreement).docx
+++ b/toeic_files/day05/Day05_1_RC문법학습지_동사_자리와_수일치_(Verb_&_Agreement).docx
@@ -17698,7 +17698,7 @@
         <w:sz w:val="16"/>
         <w:szCs w:val="16"/>
       </w:rPr>
-      <w:t xml:space="preserve">TOEIC 700+ 학습노트 · 정성윤</w:t>
+      <w:t xml:space="preserve">TOEIC 700+ 학습노트</w:t>
     </w:r>
   </w:p>
 </w:hdr>
